--- a/期末大作业报告.docx
+++ b/期末大作业报告.docx
@@ -4309,7 +4309,7 @@
           <w:b w:val="0"/>
           <w:sz w:val="24"/>
         </w:rPr>
-        <w:t>仓库地址：&lt;请提交后填入 GitHub 仓库 URL&gt;。</w:t>
+        <w:t>仓库地址：https://github.com/andyyang0907/fianlwork.git。</w:t>
       </w:r>
     </w:p>
     <w:p>
